--- a/docs/2-requerimientos/word/01-requerimientos.docx
+++ b/docs/2-requerimientos/word/01-requerimientos.docx
@@ -446,7 +446,7 @@
           <w:p>
             <w:r/>
             <w:r>
-              <w:t>CRUD de docentes, registro facial, gestión académica, carga manual de asistencia, reportes y auditoría.</w:t>
+              <w:t>CRUD de docentes, registro facial, gestión académica, carga manual de asistencia y reportes.</w:t>
             </w:r>
           </w:p>
         </w:tc>
@@ -787,6 +787,111 @@
           </w:p>
         </w:tc>
       </w:tr>
+      <w:tr>
+        <w:tc>
+          <w:tcPr>
+            <w:tcW w:type="dxa" w:w="2880"/>
+          </w:tcPr>
+          <w:p>
+            <w:r/>
+            <w:r>
+              <w:t>RF-42</w:t>
+            </w:r>
+          </w:p>
+        </w:tc>
+        <w:tc>
+          <w:tcPr>
+            <w:tcW w:type="dxa" w:w="2880"/>
+          </w:tcPr>
+          <w:p>
+            <w:r/>
+            <w:r>
+              <w:t>Verificación obligatoria para operar</w:t>
+            </w:r>
+          </w:p>
+        </w:tc>
+        <w:tc>
+          <w:tcPr>
+            <w:tcW w:type="dxa" w:w="2880"/>
+          </w:tcPr>
+          <w:p>
+            <w:r/>
+            <w:r>
+              <w:t>Una cuenta que no verificó su correo no debe poder acceder a ninguna funcionalidad del sistema, salvo la pantalla donde se verifica y el cierre de sesión. La verificación debe surtir efecto de inmediato, sin exigir un nuevo inicio de sesión: un bloqueo que persista después de cumplir la condición deja a la persona sin acceso a su propia cuenta.</w:t>
+            </w:r>
+          </w:p>
+        </w:tc>
+      </w:tr>
+      <w:tr>
+        <w:tc>
+          <w:tcPr>
+            <w:tcW w:type="dxa" w:w="2880"/>
+          </w:tcPr>
+          <w:p>
+            <w:r/>
+            <w:r>
+              <w:t>RF-43</w:t>
+            </w:r>
+          </w:p>
+        </w:tc>
+        <w:tc>
+          <w:tcPr>
+            <w:tcW w:type="dxa" w:w="2880"/>
+          </w:tcPr>
+          <w:p>
+            <w:r/>
+            <w:r>
+              <w:t>Identidad reutilizable entre instituciones</w:t>
+            </w:r>
+          </w:p>
+        </w:tc>
+        <w:tc>
+          <w:tcPr>
+            <w:tcW w:type="dxa" w:w="2880"/>
+          </w:tcPr>
+          <w:p>
+            <w:r/>
+            <w:r>
+              <w:t>Una misma persona debe poder tener cuenta en más de una institución con la misma dirección de correo, y esa dirección debe poder coincidir con la de un docente registrado. La unicidad del usuario y del correo rige dentro de cada institución, no en todo el sistema.</w:t>
+            </w:r>
+          </w:p>
+        </w:tc>
+      </w:tr>
+      <w:tr>
+        <w:tc>
+          <w:tcPr>
+            <w:tcW w:type="dxa" w:w="2880"/>
+          </w:tcPr>
+          <w:p>
+            <w:r/>
+            <w:r>
+              <w:t>RF-56</w:t>
+            </w:r>
+          </w:p>
+        </w:tc>
+        <w:tc>
+          <w:tcPr>
+            <w:tcW w:type="dxa" w:w="2880"/>
+          </w:tcPr>
+          <w:p>
+            <w:r/>
+            <w:r>
+              <w:t>Registro del último acceso</w:t>
+            </w:r>
+          </w:p>
+        </w:tc>
+        <w:tc>
+          <w:tcPr>
+            <w:tcW w:type="dxa" w:w="2880"/>
+          </w:tcPr>
+          <w:p>
+            <w:r/>
+            <w:r>
+              <w:t>El sistema debe registrar la fecha y hora del último inicio de sesión de cada cuenta, y mostrarla en la administración de usuarios. Permite detectar cuentas que quedaron sin usar y dar contexto ante cualquier revisión posterior.</w:t>
+            </w:r>
+          </w:p>
+        </w:tc>
+      </w:tr>
     </w:tbl>
     <w:p/>
     <w:p>
@@ -897,7 +1002,77 @@
           <w:p>
             <w:r/>
             <w:r>
-              <w:t>El sistema debe permitir registrar nuevas instituciones educativas con sus datos básicos (nombre, dirección, contacto).</w:t>
+              <w:t>El sistema debe permitir registrar nuevas instituciones educativas con sus datos básicos (nombre, dirección, contacto), creando en el mismo acto la cuenta con la cual esa institución accede. Una institución sin cuenta de acceso es inutilizable y bloquea el nombre para futuros intentos.</w:t>
+            </w:r>
+          </w:p>
+        </w:tc>
+      </w:tr>
+      <w:tr>
+        <w:tc>
+          <w:tcPr>
+            <w:tcW w:type="dxa" w:w="2880"/>
+          </w:tcPr>
+          <w:p>
+            <w:r/>
+            <w:r>
+              <w:t>RF-44</w:t>
+            </w:r>
+          </w:p>
+        </w:tc>
+        <w:tc>
+          <w:tcPr>
+            <w:tcW w:type="dxa" w:w="2880"/>
+          </w:tcPr>
+          <w:p>
+            <w:r/>
+            <w:r>
+              <w:t>Autorización del alta de institución</w:t>
+            </w:r>
+          </w:p>
+        </w:tc>
+        <w:tc>
+          <w:tcPr>
+            <w:tcW w:type="dxa" w:w="2880"/>
+          </w:tcPr>
+          <w:p>
+            <w:r/>
+            <w:r>
+              <w:t>El alta de una institución debe exigir una credencial de instalación conocida por quien despliega el sistema. No puede exigir un rol, porque se ejecuta antes de que exista ningún usuario de esa institución, y no puede quedar abierta, porque permitiría crear cuentas con acceso al sistema sin autorización alguna.</w:t>
+            </w:r>
+          </w:p>
+        </w:tc>
+      </w:tr>
+      <w:tr>
+        <w:tc>
+          <w:tcPr>
+            <w:tcW w:type="dxa" w:w="2880"/>
+          </w:tcPr>
+          <w:p>
+            <w:r/>
+            <w:r>
+              <w:t>RF-45</w:t>
+            </w:r>
+          </w:p>
+        </w:tc>
+        <w:tc>
+          <w:tcPr>
+            <w:tcW w:type="dxa" w:w="2880"/>
+          </w:tcPr>
+          <w:p>
+            <w:r/>
+            <w:r>
+              <w:t>Unicidad de la institución</w:t>
+            </w:r>
+          </w:p>
+        </w:tc>
+        <w:tc>
+          <w:tcPr>
+            <w:tcW w:type="dxa" w:w="2880"/>
+          </w:tcPr>
+          <w:p>
+            <w:r/>
+            <w:r>
+              <w:t>El nombre y el CUIT de una institución deben ser únicos en todo el sistema. Dos instituciones homónimas serían indistinguibles para quien administra el despliegue, y un CUIT repetido indica un dato mal cargado.</w:t>
             </w:r>
           </w:p>
         </w:tc>
@@ -1025,29 +1200,29 @@
           <w:p>
             <w:r/>
             <w:r>
-              <w:t>RF-07</w:t>
-            </w:r>
-          </w:p>
-        </w:tc>
-        <w:tc>
-          <w:tcPr>
-            <w:tcW w:type="dxa" w:w="2880"/>
-          </w:tcPr>
-          <w:p>
-            <w:r/>
-            <w:r>
-              <w:t>CRUD de docentes</w:t>
-            </w:r>
-          </w:p>
-        </w:tc>
-        <w:tc>
-          <w:tcPr>
-            <w:tcW w:type="dxa" w:w="2880"/>
-          </w:tcPr>
-          <w:p>
-            <w:r/>
-            <w:r>
-              <w:t>El administrador debe poder dar de alta, consultar, modificar y dar de baja (lógica) docentes, incluyendo datos personales, de contacto y asignación a materias.</w:t>
+              <w:t>RF-46</w:t>
+            </w:r>
+          </w:p>
+        </w:tc>
+        <w:tc>
+          <w:tcPr>
+            <w:tcW w:type="dxa" w:w="2880"/>
+          </w:tcPr>
+          <w:p>
+            <w:r/>
+            <w:r>
+              <w:t>Registro del período en funciones</w:t>
+            </w:r>
+          </w:p>
+        </w:tc>
+        <w:tc>
+          <w:tcPr>
+            <w:tcW w:type="dxa" w:w="2880"/>
+          </w:tcPr>
+          <w:p>
+            <w:r/>
+            <w:r>
+              <w:t>El sistema debe dejar constancia de desde y hasta cuándo un docente prestó servicios. La fecha de alta la registra el sistema en el momento de la carga, sin pedirla; la de baja la indica el administrador, porque la baja se carga después del hecho y forzar la fecha del día falsearía el registro. No se admite una baja futura ni anterior al alta.</w:t>
             </w:r>
           </w:p>
         </w:tc>
@@ -1060,29 +1235,29 @@
           <w:p>
             <w:r/>
             <w:r>
-              <w:t>RF-08</w:t>
-            </w:r>
-          </w:p>
-        </w:tc>
-        <w:tc>
-          <w:tcPr>
-            <w:tcW w:type="dxa" w:w="2880"/>
-          </w:tcPr>
-          <w:p>
-            <w:r/>
-            <w:r>
-              <w:t>Registro del modelo facial</w:t>
-            </w:r>
-          </w:p>
-        </w:tc>
-        <w:tc>
-          <w:tcPr>
-            <w:tcW w:type="dxa" w:w="2880"/>
-          </w:tcPr>
-          <w:p>
-            <w:r/>
-            <w:r>
-              <w:t>El sistema debe capturar múltiples fotogramas del docente, generar los datos biométricos (embeddings) y almacenar exclusivamente esa información, descartando las imágenes originales.</w:t>
+              <w:t>RF-07</w:t>
+            </w:r>
+          </w:p>
+        </w:tc>
+        <w:tc>
+          <w:tcPr>
+            <w:tcW w:type="dxa" w:w="2880"/>
+          </w:tcPr>
+          <w:p>
+            <w:r/>
+            <w:r>
+              <w:t>CRUD de docentes</w:t>
+            </w:r>
+          </w:p>
+        </w:tc>
+        <w:tc>
+          <w:tcPr>
+            <w:tcW w:type="dxa" w:w="2880"/>
+          </w:tcPr>
+          <w:p>
+            <w:r/>
+            <w:r>
+              <w:t>El administrador debe poder dar de alta, consultar, modificar y dar de baja (lógica) docentes, incluyendo datos personales, de contacto y asignación a materias.</w:t>
             </w:r>
           </w:p>
         </w:tc>
@@ -1095,6 +1270,155 @@
           <w:p>
             <w:r/>
             <w:r>
+              <w:t>RF-08</w:t>
+            </w:r>
+          </w:p>
+        </w:tc>
+        <w:tc>
+          <w:tcPr>
+            <w:tcW w:type="dxa" w:w="2880"/>
+          </w:tcPr>
+          <w:p>
+            <w:r/>
+            <w:r>
+              <w:t>Registro del modelo facial</w:t>
+            </w:r>
+          </w:p>
+        </w:tc>
+        <w:tc>
+          <w:tcPr>
+            <w:tcW w:type="dxa" w:w="2880"/>
+          </w:tcPr>
+          <w:p>
+            <w:r/>
+            <w:r>
+              <w:t>El sistema debe capturar múltiples fotogramas del docente, generar los datos biométricos y almacenar exclusivamente esa información, descartando las imágenes originales.</w:t>
+            </w:r>
+          </w:p>
+        </w:tc>
+      </w:tr>
+      <w:tr>
+        <w:tc>
+          <w:tcPr>
+            <w:tcW w:type="dxa" w:w="2880"/>
+          </w:tcPr>
+          <w:p>
+            <w:r/>
+            <w:r>
+              <w:t>RF-47</w:t>
+            </w:r>
+          </w:p>
+        </w:tc>
+        <w:tc>
+          <w:tcPr>
+            <w:tcW w:type="dxa" w:w="2880"/>
+          </w:tcPr>
+          <w:p>
+            <w:r/>
+            <w:r>
+              <w:t>Captura guiada por poses</w:t>
+            </w:r>
+          </w:p>
+        </w:tc>
+        <w:tc>
+          <w:tcPr>
+            <w:tcW w:type="dxa" w:w="2880"/>
+          </w:tcPr>
+          <w:p>
+            <w:r/>
+            <w:r>
+              <w:t>El registro del rostro debe conducir a la persona por una secuencia de poses definida, capturando cuando la imagen cumple los criterios de aceptación y no cuando se agota un tiempo fijo. Un modelo entrenado con una única pose repetida no tolera después ninguna variación de ángulo o distancia, de modo que la duración de la captura no es garantía de nada: lo es la variedad obtenida.</w:t>
+            </w:r>
+          </w:p>
+        </w:tc>
+      </w:tr>
+      <w:tr>
+        <w:tc>
+          <w:tcPr>
+            <w:tcW w:type="dxa" w:w="2880"/>
+          </w:tcPr>
+          <w:p>
+            <w:r/>
+            <w:r>
+              <w:t>RF-48</w:t>
+            </w:r>
+          </w:p>
+        </w:tc>
+        <w:tc>
+          <w:tcPr>
+            <w:tcW w:type="dxa" w:w="2880"/>
+          </w:tcPr>
+          <w:p>
+            <w:r/>
+            <w:r>
+              <w:t>Criterios de aceptación de cada captura</w:t>
+            </w:r>
+          </w:p>
+        </w:tc>
+        <w:tc>
+          <w:tcPr>
+            <w:tcW w:type="dxa" w:w="2880"/>
+          </w:tcPr>
+          <w:p>
+            <w:r/>
+            <w:r>
+              <w:t xml:space="preserve">Cada fotograma candidato debe evaluarse por nitidez, iluminación y proporción del cuadro ocupada por el rostro, y descartarse si no los cumple. Cuando se descarta, el sistema debe indicar </w:t>
+            </w:r>
+            <w:r>
+              <w:rPr>
+                <w:b/>
+              </w:rPr>
+              <w:t>qué corregir</w:t>
+            </w:r>
+            <w:r>
+              <w:t xml:space="preserve"> en términos accionables, no limitarse a informar el fallo.</w:t>
+            </w:r>
+          </w:p>
+        </w:tc>
+      </w:tr>
+      <w:tr>
+        <w:tc>
+          <w:tcPr>
+            <w:tcW w:type="dxa" w:w="2880"/>
+          </w:tcPr>
+          <w:p>
+            <w:r/>
+            <w:r>
+              <w:t>RF-49</w:t>
+            </w:r>
+          </w:p>
+        </w:tc>
+        <w:tc>
+          <w:tcPr>
+            <w:tcW w:type="dxa" w:w="2880"/>
+          </w:tcPr>
+          <w:p>
+            <w:r/>
+            <w:r>
+              <w:t>Variedad entre las capturas de entrenamiento</w:t>
+            </w:r>
+          </w:p>
+        </w:tc>
+        <w:tc>
+          <w:tcPr>
+            <w:tcW w:type="dxa" w:w="2880"/>
+          </w:tcPr>
+          <w:p>
+            <w:r/>
+            <w:r>
+              <w:t>Antes de entrenar, el sistema debe verificar que las capturas sean suficientemente distintas entre sí y descartar las redundantes. Sin esta verificación, una secuencia guiada completada sin moverse produce el mismo modelo pobre que una grabación continua.</w:t>
+            </w:r>
+          </w:p>
+        </w:tc>
+      </w:tr>
+      <w:tr>
+        <w:tc>
+          <w:tcPr>
+            <w:tcW w:type="dxa" w:w="2880"/>
+          </w:tcPr>
+          <w:p>
+            <w:r/>
+            <w:r>
               <w:t>RF-09</w:t>
             </w:r>
           </w:p>
@@ -1118,6 +1442,41 @@
             <w:r/>
             <w:r>
               <w:t>El sistema debe permitir actualizar el modelo facial de un docente. El modelo anterior se da de baja lógica y se activa el nuevo.</w:t>
+            </w:r>
+          </w:p>
+        </w:tc>
+      </w:tr>
+      <w:tr>
+        <w:tc>
+          <w:tcPr>
+            <w:tcW w:type="dxa" w:w="2880"/>
+          </w:tcPr>
+          <w:p>
+            <w:r/>
+            <w:r>
+              <w:t>RF-50</w:t>
+            </w:r>
+          </w:p>
+        </w:tc>
+        <w:tc>
+          <w:tcPr>
+            <w:tcW w:type="dxa" w:w="2880"/>
+          </w:tcPr>
+          <w:p>
+            <w:r/>
+            <w:r>
+              <w:t>Bloqueo del registro sin consentimiento</w:t>
+            </w:r>
+          </w:p>
+        </w:tc>
+        <w:tc>
+          <w:tcPr>
+            <w:tcW w:type="dxa" w:w="2880"/>
+          </w:tcPr>
+          <w:p>
+            <w:r/>
+            <w:r>
+              <w:t>El sistema no debe permitir registrar ni actualizar el modelo facial de un docente que no tenga consentimiento biométrico vigente. La comprobación debe realizarse en el servidor, no solo ocultando la acción en la interfaz.</w:t>
             </w:r>
           </w:p>
         </w:tc>
@@ -1557,7 +1916,121 @@
           <w:p>
             <w:r/>
             <w:r>
-              <w:t>Confirmada la identidad (dentro de 2-3 s de exposición), el sistema debe registrar automáticamente la asistencia sin confirmación adicional.</w:t>
+              <w:t>Confirmada la identidad, el sistema debe registrar la asistencia sin pedirle ninguna acción al docente ni al operador.</w:t>
+            </w:r>
+          </w:p>
+        </w:tc>
+      </w:tr>
+      <w:tr>
+        <w:tc>
+          <w:tcPr>
+            <w:tcW w:type="dxa" w:w="2880"/>
+          </w:tcPr>
+          <w:p>
+            <w:r/>
+            <w:r>
+              <w:t>RF-51</w:t>
+            </w:r>
+          </w:p>
+        </w:tc>
+        <w:tc>
+          <w:tcPr>
+            <w:tcW w:type="dxa" w:w="2880"/>
+          </w:tcPr>
+          <w:p>
+            <w:r/>
+            <w:r>
+              <w:t>Confirmación sostenida de la identidad</w:t>
+            </w:r>
+          </w:p>
+        </w:tc>
+        <w:tc>
+          <w:tcPr>
+            <w:tcW w:type="dxa" w:w="2880"/>
+          </w:tcPr>
+          <w:p>
+            <w:r/>
+            <w:r>
+              <w:t>El sistema no debe registrar asistencia a partir de un único fotograma: la misma identidad debe sostenerse durante un lapso mínimo continuo, y la aparición de una identidad distinta debe reiniciar ese conteo. Bajo iluminación cambiante el reconocimiento oscila entre personas parecidas, y sin esta condición el primer fotograma que resulte ganador escribe el registro.</w:t>
+            </w:r>
+          </w:p>
+        </w:tc>
+      </w:tr>
+      <w:tr>
+        <w:tc>
+          <w:tcPr>
+            <w:tcW w:type="dxa" w:w="2880"/>
+          </w:tcPr>
+          <w:p>
+            <w:r/>
+            <w:r>
+              <w:t>RF-52</w:t>
+            </w:r>
+          </w:p>
+        </w:tc>
+        <w:tc>
+          <w:tcPr>
+            <w:tcW w:type="dxa" w:w="2880"/>
+          </w:tcPr>
+          <w:p>
+            <w:r/>
+            <w:r>
+              <w:t>Margen respecto del segundo candidato</w:t>
+            </w:r>
+          </w:p>
+        </w:tc>
+        <w:tc>
+          <w:tcPr>
+            <w:tcW w:type="dxa" w:w="2880"/>
+          </w:tcPr>
+          <w:p>
+            <w:r/>
+            <w:r>
+              <w:t xml:space="preserve">Cada intento de identificación debe registrar la distancia del mejor candidato </w:t>
+            </w:r>
+            <w:r>
+              <w:rPr>
+                <w:b/>
+              </w:rPr>
+              <w:t>y la del segundo</w:t>
+            </w:r>
+            <w:r>
+              <w:t>. La diferencia entre ambas es lo único que permite detectar que el sistema estuvo cerca de confundir a dos docentes: un acierto con margen escaso es un error que todavía no ocurrió, y observando solo la mejor distancia resulta indistinguible de un acierto holgado.</w:t>
+            </w:r>
+          </w:p>
+        </w:tc>
+      </w:tr>
+      <w:tr>
+        <w:tc>
+          <w:tcPr>
+            <w:tcW w:type="dxa" w:w="2880"/>
+          </w:tcPr>
+          <w:p>
+            <w:r/>
+            <w:r>
+              <w:t>RF-53</w:t>
+            </w:r>
+          </w:p>
+        </w:tc>
+        <w:tc>
+          <w:tcPr>
+            <w:tcW w:type="dxa" w:w="2880"/>
+          </w:tcPr>
+          <w:p>
+            <w:r/>
+            <w:r>
+              <w:t>Idempotencia del registro</w:t>
+            </w:r>
+          </w:p>
+        </w:tc>
+        <w:tc>
+          <w:tcPr>
+            <w:tcW w:type="dxa" w:w="2880"/>
+          </w:tcPr>
+          <w:p>
+            <w:r/>
+            <w:r>
+              <w:t>Un mismo docente en una misma clase y fecha no puede generar más de un registro de asistencia, independientemente de cuántas veces pase frente a la cámara. La condición debe garantizarse en la base de datos y no únicamente en la aplicación.</w:t>
             </w:r>
           </w:p>
         </w:tc>
@@ -2439,7 +2912,7 @@
         <w:pStyle w:val="Heading3"/>
       </w:pPr>
       <w:r>
-        <w:t>3.9. Módulo de Auditoría</w:t>
+        <w:t>3.9. Dashboard</w:t>
       </w:r>
     </w:p>
     <w:tbl>
@@ -2520,99 +2993,29 @@
           <w:p>
             <w:r/>
             <w:r>
-              <w:t>RF-34</w:t>
-            </w:r>
-          </w:p>
-        </w:tc>
-        <w:tc>
-          <w:tcPr>
-            <w:tcW w:type="dxa" w:w="2880"/>
-          </w:tcPr>
-          <w:p>
-            <w:r/>
-            <w:r>
-              <w:t>Registro de auditoría</w:t>
-            </w:r>
-          </w:p>
-        </w:tc>
-        <w:tc>
-          <w:tcPr>
-            <w:tcW w:type="dxa" w:w="2880"/>
-          </w:tcPr>
-          <w:p>
-            <w:r/>
-            <w:r>
-              <w:t>El sistema debe registrar las acciones administrativas relevantes: altas/bajas/modificaciones de docentes, cargas manuales, modificaciones de asistencias y cambios académicos.</w:t>
-            </w:r>
-          </w:p>
-        </w:tc>
-      </w:tr>
-      <w:tr>
-        <w:tc>
-          <w:tcPr>
-            <w:tcW w:type="dxa" w:w="2880"/>
-          </w:tcPr>
-          <w:p>
-            <w:r/>
-            <w:r>
-              <w:t>RF-35</w:t>
-            </w:r>
-          </w:p>
-        </w:tc>
-        <w:tc>
-          <w:tcPr>
-            <w:tcW w:type="dxa" w:w="2880"/>
-          </w:tcPr>
-          <w:p>
-            <w:r/>
-            <w:r>
-              <w:t>Historial de acciones</w:t>
-            </w:r>
-          </w:p>
-        </w:tc>
-        <w:tc>
-          <w:tcPr>
-            <w:tcW w:type="dxa" w:w="2880"/>
-          </w:tcPr>
-          <w:p>
-            <w:r/>
-            <w:r>
-              <w:t>Cada registro debe incluir: acción, usuario responsable, fecha/hora y datos modificados (valores anteriores y nuevos).</w:t>
-            </w:r>
-          </w:p>
-        </w:tc>
-      </w:tr>
-      <w:tr>
-        <w:tc>
-          <w:tcPr>
-            <w:tcW w:type="dxa" w:w="2880"/>
-          </w:tcPr>
-          <w:p>
-            <w:r/>
-            <w:r>
-              <w:t>RF-36</w:t>
-            </w:r>
-          </w:p>
-        </w:tc>
-        <w:tc>
-          <w:tcPr>
-            <w:tcW w:type="dxa" w:w="2880"/>
-          </w:tcPr>
-          <w:p>
-            <w:r/>
-            <w:r>
-              <w:t>Consulta de auditoría</w:t>
-            </w:r>
-          </w:p>
-        </w:tc>
-        <w:tc>
-          <w:tcPr>
-            <w:tcW w:type="dxa" w:w="2880"/>
-          </w:tcPr>
-          <w:p>
-            <w:r/>
-            <w:r>
-              <w:t>Los administradores deben poder consultar el historial con filtros por tipo de acción, usuario, fecha y entidad.</w:t>
+              <w:t>RF-37</w:t>
+            </w:r>
+          </w:p>
+        </w:tc>
+        <w:tc>
+          <w:tcPr>
+            <w:tcW w:type="dxa" w:w="2880"/>
+          </w:tcPr>
+          <w:p>
+            <w:r/>
+            <w:r>
+              <w:t>Panel de inicio</w:t>
+            </w:r>
+          </w:p>
+        </w:tc>
+        <w:tc>
+          <w:tcPr>
+            <w:tcW w:type="dxa" w:w="2880"/>
+          </w:tcPr>
+          <w:p>
+            <w:r/>
+            <w:r>
+              <w:t>El sistema debe presentar un dashboard con información del día: asistencias registradas, docentes presentes/ausentes/tarde, próximos horarios y alertas.</w:t>
             </w:r>
           </w:p>
         </w:tc>
@@ -2624,7 +3027,12 @@
         <w:pStyle w:val="Heading3"/>
       </w:pPr>
       <w:r>
-        <w:t>3.10. Dashboard</w:t>
+        <w:t>3.10. Funciones transversales de gestión</w:t>
+      </w:r>
+    </w:p>
+    <w:p>
+      <w:r>
+        <w:t>Aplican a todos los módulos de administración por igual, así que no pertenecen a ninguno en particular.</w:t>
       </w:r>
     </w:p>
     <w:tbl>
@@ -2705,29 +3113,73 @@
           <w:p>
             <w:r/>
             <w:r>
-              <w:t>RF-37</w:t>
-            </w:r>
-          </w:p>
-        </w:tc>
-        <w:tc>
-          <w:tcPr>
-            <w:tcW w:type="dxa" w:w="2880"/>
-          </w:tcPr>
-          <w:p>
-            <w:r/>
-            <w:r>
-              <w:t>Panel de inicio</w:t>
-            </w:r>
-          </w:p>
-        </w:tc>
-        <w:tc>
-          <w:tcPr>
-            <w:tcW w:type="dxa" w:w="2880"/>
-          </w:tcPr>
-          <w:p>
-            <w:r/>
-            <w:r>
-              <w:t>El sistema debe presentar un dashboard con información del día: asistencias registradas, docentes presentes/ausentes/tarde, próximos horarios y alertas.</w:t>
+              <w:t>RF-54</w:t>
+            </w:r>
+          </w:p>
+        </w:tc>
+        <w:tc>
+          <w:tcPr>
+            <w:tcW w:type="dxa" w:w="2880"/>
+          </w:tcPr>
+          <w:p>
+            <w:r/>
+            <w:r>
+              <w:t>Integridad referencial en las bajas</w:t>
+            </w:r>
+          </w:p>
+        </w:tc>
+        <w:tc>
+          <w:tcPr>
+            <w:tcW w:type="dxa" w:w="2880"/>
+          </w:tcPr>
+          <w:p>
+            <w:r/>
+            <w:r>
+              <w:t xml:space="preserve">El sistema no debe permitir dar de baja un elemento del que dependan otros activos: un docente que sea titular de materias o esté asignado a comisiones, una carrera con materias vigentes, una materia con comisiones vigentes. El rechazo debe indicar </w:t>
+            </w:r>
+            <w:r>
+              <w:rPr>
+                <w:b/>
+              </w:rPr>
+              <w:t>cuántas dependencias existen</w:t>
+            </w:r>
+            <w:r>
+              <w:t>, para que se sepa qué reasignar.</w:t>
+            </w:r>
+          </w:p>
+        </w:tc>
+      </w:tr>
+      <w:tr>
+        <w:tc>
+          <w:tcPr>
+            <w:tcW w:type="dxa" w:w="2880"/>
+          </w:tcPr>
+          <w:p>
+            <w:r/>
+            <w:r>
+              <w:t>RF-55</w:t>
+            </w:r>
+          </w:p>
+        </w:tc>
+        <w:tc>
+          <w:tcPr>
+            <w:tcW w:type="dxa" w:w="2880"/>
+          </w:tcPr>
+          <w:p>
+            <w:r/>
+            <w:r>
+              <w:t>Búsqueda y filtrado en los listados</w:t>
+            </w:r>
+          </w:p>
+        </w:tc>
+        <w:tc>
+          <w:tcPr>
+            <w:tcW w:type="dxa" w:w="2880"/>
+          </w:tcPr>
+          <w:p>
+            <w:r/>
+            <w:r>
+              <w:t>Todo listado de catálogo —docentes, usuarios, carreras, materias, comisiones y horarios— debe permitir buscar por texto sobre cualquiera de sus columnas y filtrar por estado. La búsqueda debe ser insensible a mayúsculas y a acentos, e informar cuántos registros quedaron a la vista.</w:t>
             </w:r>
           </w:p>
         </w:tc>
@@ -2839,18 +3291,71 @@
           <w:p>
             <w:r/>
             <w:r>
-              <w:t>Tiempo de reconocimiento</w:t>
-            </w:r>
-          </w:p>
-        </w:tc>
-        <w:tc>
-          <w:tcPr>
-            <w:tcW w:type="dxa" w:w="2880"/>
-          </w:tcPr>
-          <w:p>
-            <w:r/>
-            <w:r>
-              <w:t>La detección, identificación y registro deben completarse en un máximo de 3 segundos desde que el docente se posiciona.</w:t>
+              <w:t>Tiempo de procesamiento por fotograma</w:t>
+            </w:r>
+          </w:p>
+        </w:tc>
+        <w:tc>
+          <w:tcPr>
+            <w:tcW w:type="dxa" w:w="2880"/>
+          </w:tcPr>
+          <w:p>
+            <w:r/>
+            <w:r>
+              <w:t xml:space="preserve">La detección, la identificación contra todos los modelos y el registro deben completarse en menos de 3 segundos de </w:t>
+            </w:r>
+            <w:r>
+              <w:rPr>
+                <w:b/>
+              </w:rPr>
+              <w:t>procesamiento</w:t>
+            </w:r>
+            <w:r>
+              <w:t xml:space="preserve"> por fotograma, de modo que el sistema pueda sostener el ritmo del bucle de la cámara.</w:t>
+            </w:r>
+          </w:p>
+        </w:tc>
+      </w:tr>
+      <w:tr>
+        <w:tc>
+          <w:tcPr>
+            <w:tcW w:type="dxa" w:w="2880"/>
+          </w:tcPr>
+          <w:p>
+            <w:r/>
+            <w:r>
+              <w:t>RNF-30</w:t>
+            </w:r>
+          </w:p>
+        </w:tc>
+        <w:tc>
+          <w:tcPr>
+            <w:tcW w:type="dxa" w:w="2880"/>
+          </w:tcPr>
+          <w:p>
+            <w:r/>
+            <w:r>
+              <w:t>Tiempo total del pase</w:t>
+            </w:r>
+          </w:p>
+        </w:tc>
+        <w:tc>
+          <w:tcPr>
+            <w:tcW w:type="dxa" w:w="2880"/>
+          </w:tcPr>
+          <w:p>
+            <w:r/>
+            <w:r>
+              <w:t xml:space="preserve">Desde que el docente se posiciona hasta que su asistencia queda registrada no deben transcurrir más de 8 segundos en condiciones normales. Este límite es distinto del RNF-01 y </w:t>
+            </w:r>
+            <w:r>
+              <w:rPr>
+                <w:b/>
+              </w:rPr>
+              <w:t>lo supera necesariamente</w:t>
+            </w:r>
+            <w:r>
+              <w:t>: incluye los segundos que la identidad debe sostenerse antes de marcar (RF-51), que no son tiempo de cómputo sino una espera deliberada. Separarlos evita que una mejora de rendimiento se confunda con un recorte de esa verificación.</w:t>
             </w:r>
           </w:p>
         </w:tc>
@@ -3330,6 +3835,76 @@
           </w:p>
         </w:tc>
       </w:tr>
+      <w:tr>
+        <w:tc>
+          <w:tcPr>
+            <w:tcW w:type="dxa" w:w="2880"/>
+          </w:tcPr>
+          <w:p>
+            <w:r/>
+            <w:r>
+              <w:t>RNF-31</w:t>
+            </w:r>
+          </w:p>
+        </w:tc>
+        <w:tc>
+          <w:tcPr>
+            <w:tcW w:type="dxa" w:w="2880"/>
+          </w:tcPr>
+          <w:p>
+            <w:r/>
+            <w:r>
+              <w:t>Respuestas que no revelan existencia</w:t>
+            </w:r>
+          </w:p>
+        </w:tc>
+        <w:tc>
+          <w:tcPr>
+            <w:tcW w:type="dxa" w:w="2880"/>
+          </w:tcPr>
+          <w:p>
+            <w:r/>
+            <w:r>
+              <w:t>Ante un identificador de otra institución, o ante una cuenta inexistente en la recuperación de contraseña, el sistema debe responder exactamente igual que ante un caso legítimo negativo. Distinguir "no existe" de "no tenés permiso" confirma que el registro existe, y es suficiente para enumerar los datos ajenos probando identificadores.</w:t>
+            </w:r>
+          </w:p>
+        </w:tc>
+      </w:tr>
+      <w:tr>
+        <w:tc>
+          <w:tcPr>
+            <w:tcW w:type="dxa" w:w="2880"/>
+          </w:tcPr>
+          <w:p>
+            <w:r/>
+            <w:r>
+              <w:t>RNF-32</w:t>
+            </w:r>
+          </w:p>
+        </w:tc>
+        <w:tc>
+          <w:tcPr>
+            <w:tcW w:type="dxa" w:w="2880"/>
+          </w:tcPr>
+          <w:p>
+            <w:r/>
+            <w:r>
+              <w:t>Protección de los códigos de un solo uso</w:t>
+            </w:r>
+          </w:p>
+        </w:tc>
+        <w:tc>
+          <w:tcPr>
+            <w:tcW w:type="dxa" w:w="2880"/>
+          </w:tcPr>
+          <w:p>
+            <w:r/>
+            <w:r>
+              <w:t>Los códigos de verificación y de recuperación deben almacenarse hasheados, vencer en pocos minutos, consumirse en el primer uso, invalidarse al emitirse uno nuevo, y estar acotados tanto en intentos fallidos como en emisiones por hora. Seis dígitos son un millón de combinaciones: sin tope de intentos se agotan por fuerza bruta.</w:t>
+            </w:r>
+          </w:p>
+        </w:tc>
+      </w:tr>
     </w:tbl>
     <w:p/>
     <w:p>
@@ -4104,6 +4679,86 @@
           </w:p>
         </w:tc>
       </w:tr>
+      <w:tr>
+        <w:tc>
+          <w:tcPr>
+            <w:tcW w:type="dxa" w:w="2880"/>
+          </w:tcPr>
+          <w:p>
+            <w:r/>
+            <w:r>
+              <w:t>RNF-29</w:t>
+            </w:r>
+          </w:p>
+        </w:tc>
+        <w:tc>
+          <w:tcPr>
+            <w:tcW w:type="dxa" w:w="2880"/>
+          </w:tcPr>
+          <w:p>
+            <w:r/>
+            <w:r>
+              <w:t>Errores de integridad legibles</w:t>
+            </w:r>
+          </w:p>
+        </w:tc>
+        <w:tc>
+          <w:tcPr>
+            <w:tcW w:type="dxa" w:w="2880"/>
+          </w:tcPr>
+          <w:p>
+            <w:r/>
+            <w:r>
+              <w:t>Un dato que choca con una restricción de la base debe explicarse en los términos del usuario, indicando qué campo se repite y en qué ámbito. Nunca debe mostrarse el mensaje del motor de base de datos, que expone nombres de tablas e índices y valores concretos, ni una pantalla de error genérica.</w:t>
+            </w:r>
+          </w:p>
+        </w:tc>
+      </w:tr>
+      <w:tr>
+        <w:tc>
+          <w:tcPr>
+            <w:tcW w:type="dxa" w:w="2880"/>
+          </w:tcPr>
+          <w:p>
+            <w:r/>
+            <w:r>
+              <w:t>RNF-33</w:t>
+            </w:r>
+          </w:p>
+        </w:tc>
+        <w:tc>
+          <w:tcPr>
+            <w:tcW w:type="dxa" w:w="2880"/>
+          </w:tcPr>
+          <w:p>
+            <w:r/>
+            <w:r>
+              <w:t>Interfaz íntegramente en español</w:t>
+            </w:r>
+          </w:p>
+        </w:tc>
+        <w:tc>
+          <w:tcPr>
+            <w:tcW w:type="dxa" w:w="2880"/>
+          </w:tcPr>
+          <w:p>
+            <w:r/>
+            <w:r>
+              <w:t xml:space="preserve">Todo el texto visible —etiquetas, encabezados de tabla, botones, mensajes y opciones— debe estar en español. Los identificadores internos no deben aparecer en pantalla: un rol se muestra como "Institución", no como </w:t>
+            </w:r>
+            <w:r>
+              <w:rPr>
+                <w:rFonts w:ascii="Consolas" w:hAnsi="Consolas"/>
+                <w:sz w:val="18"/>
+              </w:rPr>
+              <w:t>INSTITUCION</w:t>
+            </w:r>
+            <w:r>
+              <w:t>.</w:t>
+            </w:r>
+          </w:p>
+        </w:tc>
+      </w:tr>
     </w:tbl>
     <w:p/>
     <w:p>
@@ -4249,7 +4904,7 @@
           <w:p>
             <w:r/>
             <w:r>
-              <w:t>El código debe estar documentado y seguir convenciones estándar de Java/Spring Boot.</w:t>
+              <w:t>El código debe estar documentado y seguir convenciones estándar de Java/Spring Boot. Cada archivo lleva un encabezado que explica su propósito y cada función una línea que describe qué hace, en español.</w:t>
             </w:r>
           </w:p>
         </w:tc>
@@ -4285,6 +4940,111 @@
             <w:r/>
             <w:r>
               <w:t>En su primera etapa debe poder desplegarse localmente, con arquitectura preparada para migrar a la nube.</w:t>
+            </w:r>
+          </w:p>
+        </w:tc>
+      </w:tr>
+      <w:tr>
+        <w:tc>
+          <w:tcPr>
+            <w:tcW w:type="dxa" w:w="2880"/>
+          </w:tcPr>
+          <w:p>
+            <w:r/>
+            <w:r>
+              <w:t>RNF-34</w:t>
+            </w:r>
+          </w:p>
+        </w:tc>
+        <w:tc>
+          <w:tcPr>
+            <w:tcW w:type="dxa" w:w="2880"/>
+          </w:tcPr>
+          <w:p>
+            <w:r/>
+            <w:r>
+              <w:t>Parámetros de reconocimiento configurables</w:t>
+            </w:r>
+          </w:p>
+        </w:tc>
+        <w:tc>
+          <w:tcPr>
+            <w:tcW w:type="dxa" w:w="2880"/>
+          </w:tcPr>
+          <w:p>
+            <w:r/>
+            <w:r>
+              <w:t>El umbral de confianza, los criterios de calidad de captura y la ventana de confirmación deben poder ajustarse por configuración, sin recompilar. Sus valores dependen de la cámara y de la iluminación de cada instalación, de modo que un valor fijo en el código sería correcto en un lugar e inservible en otro.</w:t>
+            </w:r>
+          </w:p>
+        </w:tc>
+      </w:tr>
+      <w:tr>
+        <w:tc>
+          <w:tcPr>
+            <w:tcW w:type="dxa" w:w="2880"/>
+          </w:tcPr>
+          <w:p>
+            <w:r/>
+            <w:r>
+              <w:t>RNF-35</w:t>
+            </w:r>
+          </w:p>
+        </w:tc>
+        <w:tc>
+          <w:tcPr>
+            <w:tcW w:type="dxa" w:w="2880"/>
+          </w:tcPr>
+          <w:p>
+            <w:r/>
+            <w:r>
+              <w:t>Esquema versionado e inmutable</w:t>
+            </w:r>
+          </w:p>
+        </w:tc>
+        <w:tc>
+          <w:tcPr>
+            <w:tcW w:type="dxa" w:w="2880"/>
+          </w:tcPr>
+          <w:p>
+            <w:r/>
+            <w:r>
+              <w:t>Todo cambio en la base debe entregarse como una migración numerada. Una migración ya aplicada no se edita: para revertir algo se agrega una nueva. La herramienta valida la huella de cada una e impide arrancar si alguna fue alterada.</w:t>
+            </w:r>
+          </w:p>
+        </w:tc>
+      </w:tr>
+      <w:tr>
+        <w:tc>
+          <w:tcPr>
+            <w:tcW w:type="dxa" w:w="2880"/>
+          </w:tcPr>
+          <w:p>
+            <w:r/>
+            <w:r>
+              <w:t>RNF-36</w:t>
+            </w:r>
+          </w:p>
+        </w:tc>
+        <w:tc>
+          <w:tcPr>
+            <w:tcW w:type="dxa" w:w="2880"/>
+          </w:tcPr>
+          <w:p>
+            <w:r/>
+            <w:r>
+              <w:t>Pruebas automatizadas de las reglas críticas</w:t>
+            </w:r>
+          </w:p>
+        </w:tc>
+        <w:tc>
+          <w:tcPr>
+            <w:tcW w:type="dxa" w:w="2880"/>
+          </w:tcPr>
+          <w:p>
+            <w:r/>
+            <w:r>
+              <w:t>El aislamiento entre instituciones, la autorización por rol, las reglas de asistencia y los mecanismos de seguridad deben estar cubiertos por pruebas automatizadas que corran con el build. Cada prueba escrita para un defecto debe verificarse reintroduciendo el defecto y comprobando que efectivamente falla.</w:t>
             </w:r>
           </w:p>
         </w:tc>
@@ -4368,7 +5128,7 @@
           <w:p>
             <w:r/>
             <w:r>
-              <w:t>37</w:t>
+              <w:t>53</w:t>
             </w:r>
           </w:p>
         </w:tc>
@@ -4392,7 +5152,7 @@
           <w:p>
             <w:r/>
             <w:r>
-              <w:t>27</w:t>
+              <w:t>36</w:t>
             </w:r>
           </w:p>
         </w:tc>
@@ -4422,13 +5182,25 @@
               <w:rPr>
                 <w:b/>
               </w:rPr>
-              <w:t>64</w:t>
+              <w:t>89</w:t>
             </w:r>
           </w:p>
         </w:tc>
       </w:tr>
     </w:tbl>
     <w:p/>
+    <w:p>
+      <w:pPr>
+        <w:ind w:left="432"/>
+      </w:pPr>
+      <w:r>
+        <w:rPr>
+          <w:i/>
+          <w:color w:val="555555"/>
+        </w:rPr>
+        <w:t>Los identificadores RF-34 a RF-36 correspondían al módulo de auditoría, que se retiró del alcance del proyecto. No se reutilizan: renumerar rompería las referencias de los ADR y de los documentos ya entregados.</w:t>
+      </w:r>
+    </w:p>
     <w:p>
       <w:pPr>
         <w:ind w:left="432"/>

--- a/docs/2-requerimientos/word/01-requerimientos.docx
+++ b/docs/2-requerimientos/word/01-requerimientos.docx
@@ -865,6 +865,41 @@
           <w:p>
             <w:r/>
             <w:r>
+              <w:t>RF-57</w:t>
+            </w:r>
+          </w:p>
+        </w:tc>
+        <w:tc>
+          <w:tcPr>
+            <w:tcW w:type="dxa" w:w="2880"/>
+          </w:tcPr>
+          <w:p>
+            <w:r/>
+            <w:r>
+              <w:t>Revalidación al cambiar el correo</w:t>
+            </w:r>
+          </w:p>
+        </w:tc>
+        <w:tc>
+          <w:tcPr>
+            <w:tcW w:type="dxa" w:w="2880"/>
+          </w:tcPr>
+          <w:p>
+            <w:r/>
+            <w:r>
+              <w:t>Modificar la dirección de una cuenta debe invalidar su verificación y volver a bloquearla hasta confirmar la nueva. La anterior fue comprobada; la nueva no, y sin esto la cuenta seguiría figurando verificada con un buzón que nadie probó, al que además pasaría a apuntar la recuperación de contraseña.</w:t>
+            </w:r>
+          </w:p>
+        </w:tc>
+      </w:tr>
+      <w:tr>
+        <w:tc>
+          <w:tcPr>
+            <w:tcW w:type="dxa" w:w="2880"/>
+          </w:tcPr>
+          <w:p>
+            <w:r/>
+            <w:r>
               <w:t>RF-56</w:t>
             </w:r>
           </w:p>
@@ -1026,18 +1061,18 @@
           <w:p>
             <w:r/>
             <w:r>
-              <w:t>Autorización del alta de institución</w:t>
-            </w:r>
-          </w:p>
-        </w:tc>
-        <w:tc>
-          <w:tcPr>
-            <w:tcW w:type="dxa" w:w="2880"/>
-          </w:tcPr>
-          <w:p>
-            <w:r/>
-            <w:r>
-              <w:t>El alta de una institución debe exigir una credencial de instalación conocida por quien despliega el sistema. No puede exigir un rol, porque se ejecuta antes de que exista ningún usuario de esa institución, y no puede quedar abierta, porque permitiría crear cuentas con acceso al sistema sin autorización alguna.</w:t>
+              <w:t>Validación del alta de institución</w:t>
+            </w:r>
+          </w:p>
+        </w:tc>
+        <w:tc>
+          <w:tcPr>
+            <w:tcW w:type="dxa" w:w="2880"/>
+          </w:tcPr>
+          <w:p>
+            <w:r/>
+            <w:r>
+              <w:t>El alta debe validarse con el mismo código de un solo uso que el resto del sistema, enviado al correo declarado. No puede exigir un rol, porque se ejecuta antes de que exista ningún usuario de esa institución. La institución no debe crearse hasta que ese código se valide: así ninguna llega a existir con una dirección sin comprobar, y un alta abandonada no deja registros ni nombres ocupados.</w:t>
             </w:r>
           </w:p>
         </w:tc>
@@ -3878,6 +3913,41 @@
           <w:p>
             <w:r/>
             <w:r>
+              <w:t>RNF-37</w:t>
+            </w:r>
+          </w:p>
+        </w:tc>
+        <w:tc>
+          <w:tcPr>
+            <w:tcW w:type="dxa" w:w="2880"/>
+          </w:tcPr>
+          <w:p>
+            <w:r/>
+            <w:r>
+              <w:t>Tope de envíos por dirección de destino</w:t>
+            </w:r>
+          </w:p>
+        </w:tc>
+        <w:tc>
+          <w:tcPr>
+            <w:tcW w:type="dxa" w:w="2880"/>
+          </w:tcPr>
+          <w:p>
+            <w:r/>
+            <w:r>
+              <w:t>Los formularios públicos que envían códigos deben acotar cuántos puede recibir una misma dirección en una ventana de tiempo. Sin ese tope, una pantalla accesible sin sesión permite usar el sistema para enviar mensajes repetidos a la casilla de un tercero.</w:t>
+            </w:r>
+          </w:p>
+        </w:tc>
+      </w:tr>
+      <w:tr>
+        <w:tc>
+          <w:tcPr>
+            <w:tcW w:type="dxa" w:w="2880"/>
+          </w:tcPr>
+          <w:p>
+            <w:r/>
+            <w:r>
               <w:t>RNF-32</w:t>
             </w:r>
           </w:p>
@@ -5128,7 +5198,7 @@
           <w:p>
             <w:r/>
             <w:r>
-              <w:t>53</w:t>
+              <w:t>54</w:t>
             </w:r>
           </w:p>
         </w:tc>
@@ -5152,7 +5222,7 @@
           <w:p>
             <w:r/>
             <w:r>
-              <w:t>36</w:t>
+              <w:t>37</w:t>
             </w:r>
           </w:p>
         </w:tc>
@@ -5182,7 +5252,7 @@
               <w:rPr>
                 <w:b/>
               </w:rPr>
-              <w:t>89</w:t>
+              <w:t>91</w:t>
             </w:r>
           </w:p>
         </w:tc>
